--- a/docs/security/08_Insecure_Deserialization.docx
+++ b/docs/security/08_Insecure_Deserialization.docx
@@ -11305,7 +11305,7 @@
         <w:spacing w:after="50" w:line="264" w:lineRule="auto"/>
       </w:pPr>
       <w:r>
-        <w:t>개념: OWASP_Top10_2025_한글요약 (#8 무결성 실패)</w:t>
+        <w:t>OWASP Top 10 2025 #8 무결성 실패</w:t>
       </w:r>
     </w:p>
     <w:p>

--- a/docs/security/08_Insecure_Deserialization.docx
+++ b/docs/security/08_Insecure_Deserialization.docx
@@ -10514,7 +10514,7 @@
           <w:bCs/>
           <w:color w:val="2E5496"/>
         </w:rPr>
-        <w:t>4-3. 상태를 클라이언트에 맡겨야 한다면 — 서명(무결성 보호) ✅ 구현됨</w:t>
+        <w:t>4-3. 상태를 클라이언트에 맡겨야 한다면 — 서명(무결성 보호)  구현됨</w:t>
       </w:r>
     </w:p>
     <w:p>
@@ -11076,7 +11076,7 @@
                 <w:sz w:val="18"/>
                 <w:szCs w:val="18"/>
               </w:rPr>
-              <w:t>✅ applySafe</w:t>
+              <w:t xml:space="preserve"> applySafe</w:t>
             </w:r>
           </w:p>
         </w:tc>
@@ -11263,7 +11263,7 @@
                 <w:sz w:val="18"/>
                 <w:szCs w:val="18"/>
               </w:rPr>
-              <w:t>✅ issueSigned/applySigned</w:t>
+              <w:t xml:space="preserve"> issueSigned/applySigned</w:t>
             </w:r>
           </w:p>
         </w:tc>
